--- a/deliveries/2026-09-02/01_Vehicle_Pages/VEH_20260902_06_Forthing_Lingzhi_M5.docx
+++ b/deliveries/2026-09-02/01_Vehicle_Pages/VEH_20260902_06_Forthing_Lingzhi_M5.docx
@@ -113,7 +113,7 @@
         <w:t>Internal Link Suggestions</w:t>
       </w:r>
       <w:r>
-        <w:t>: /vehicles/gac-trumpchi-m8-2024/ ; /guides/commercial-truck-fleet-procurement-china/ ; /guides/right-hand-drive-chinese-cars/</w:t>
+        <w:t>: /vehicles/gac-trumpchi-m8/ ; /guides/commercial-truck-fleet-procurement-china/ ; /guides/right-hand-drive-chinese-cars/</w:t>
       </w:r>
     </w:p>
     <w:p>
@@ -868,6 +868,46 @@
         <w:pStyle w:val="Heading1"/>
       </w:pPr>
       <w:r>
+        <w:t>What AutoBridge Adds Beyond the Parameter Page</w:t>
+      </w:r>
+    </w:p>
+    <w:p>
+      <w:r>
+        <w:t xml:space="preserve">A van order fails on small mismatches: a "9-seater" registered as a different category, or a CNG unit sold where gas certification does not exist. AutoBridge fixes </w:t>
+      </w:r>
+      <w:r>
+        <w:rPr>
+          <w:b/>
+        </w:rPr>
+        <w:t>wheelbase (2800/3000), exact seat count and fuel type as one locked combination</w:t>
+      </w:r>
+      <w:r>
+        <w:t xml:space="preserve"> on the build sheet, checks the destination's </w:t>
+      </w:r>
+      <w:r>
+        <w:rPr>
+          <w:b/>
+        </w:rPr>
+        <w:t>driver-licence/operator category for a 9-seater</w:t>
+      </w:r>
+      <w:r>
+        <w:t xml:space="preserve">, and — for CNG — requires a recognised </w:t>
+      </w:r>
+      <w:r>
+        <w:rPr>
+          <w:b/>
+        </w:rPr>
+        <w:t>gas-cylinder certification path</w:t>
+      </w:r>
+      <w:r>
+        <w:t xml:space="preserve"> before deposit rather than assuming the petrol calibration transfers.</w:t>
+      </w:r>
+    </w:p>
+    <w:p>
+      <w:pPr>
+        <w:pStyle w:val="Heading1"/>
+      </w:pPr>
+      <w:r>
         <w:t>Pre-Payment Verification List</w:t>
       </w:r>
     </w:p>
@@ -1012,17 +1052,18 @@
         <w:tblLook w:firstColumn="1" w:firstRow="1" w:lastColumn="0" w:lastRow="0" w:noHBand="0" w:noVBand="1" w:val="04A0"/>
       </w:tblPr>
       <w:tblGrid>
-        <w:gridCol w:w="1440"/>
-        <w:gridCol w:w="1440"/>
-        <w:gridCol w:w="1440"/>
-        <w:gridCol w:w="1440"/>
-        <w:gridCol w:w="1440"/>
-        <w:gridCol w:w="1440"/>
+        <w:gridCol w:w="1234"/>
+        <w:gridCol w:w="1234"/>
+        <w:gridCol w:w="1234"/>
+        <w:gridCol w:w="1234"/>
+        <w:gridCol w:w="1234"/>
+        <w:gridCol w:w="1234"/>
+        <w:gridCol w:w="1234"/>
       </w:tblGrid>
       <w:tr>
         <w:tc>
           <w:tcPr>
-            <w:tcW w:type="dxa" w:w="1440"/>
+            <w:tcW w:type="dxa" w:w="1234"/>
             <w:shd w:val="clear" w:fill="EAF0F6"/>
           </w:tcPr>
           <w:p>
@@ -1043,7 +1084,7 @@
         </w:tc>
         <w:tc>
           <w:tcPr>
-            <w:tcW w:type="dxa" w:w="1440"/>
+            <w:tcW w:type="dxa" w:w="1234"/>
             <w:shd w:val="clear" w:fill="EAF0F6"/>
           </w:tcPr>
           <w:p>
@@ -1064,7 +1105,7 @@
         </w:tc>
         <w:tc>
           <w:tcPr>
-            <w:tcW w:type="dxa" w:w="1440"/>
+            <w:tcW w:type="dxa" w:w="1234"/>
             <w:shd w:val="clear" w:fill="EAF0F6"/>
           </w:tcPr>
           <w:p>
@@ -1085,7 +1126,7 @@
         </w:tc>
         <w:tc>
           <w:tcPr>
-            <w:tcW w:type="dxa" w:w="1440"/>
+            <w:tcW w:type="dxa" w:w="1234"/>
             <w:shd w:val="clear" w:fill="EAF0F6"/>
           </w:tcPr>
           <w:p>
@@ -1106,7 +1147,7 @@
         </w:tc>
         <w:tc>
           <w:tcPr>
-            <w:tcW w:type="dxa" w:w="1440"/>
+            <w:tcW w:type="dxa" w:w="1234"/>
             <w:shd w:val="clear" w:fill="EAF0F6"/>
           </w:tcPr>
           <w:p>
@@ -1127,7 +1168,28 @@
         </w:tc>
         <w:tc>
           <w:tcPr>
-            <w:tcW w:type="dxa" w:w="1440"/>
+            <w:tcW w:type="dxa" w:w="1234"/>
+            <w:shd w:val="clear" w:fill="EAF0F6"/>
+          </w:tcPr>
+          <w:p>
+            <w:r>
+              <w:rPr>
+                <w:b/>
+                <w:sz w:val="20"/>
+              </w:rPr>
+            </w:r>
+            <w:r>
+              <w:rPr>
+                <w:b/>
+                <w:sz w:val="20"/>
+              </w:rPr>
+              <w:t>Confidence</w:t>
+            </w:r>
+          </w:p>
+        </w:tc>
+        <w:tc>
+          <w:tcPr>
+            <w:tcW w:type="dxa" w:w="1234"/>
             <w:shd w:val="clear" w:fill="EAF0F6"/>
           </w:tcPr>
           <w:p>
@@ -1150,7 +1212,7 @@
       <w:tr>
         <w:tc>
           <w:tcPr>
-            <w:tcW w:type="dxa" w:w="1440"/>
+            <w:tcW w:type="dxa" w:w="1234"/>
           </w:tcPr>
           <w:p>
             <w:r>
@@ -1168,7 +1230,7 @@
         </w:tc>
         <w:tc>
           <w:tcPr>
-            <w:tcW w:type="dxa" w:w="1440"/>
+            <w:tcW w:type="dxa" w:w="1234"/>
           </w:tcPr>
           <w:p>
             <w:r>
@@ -1186,7 +1248,7 @@
         </w:tc>
         <w:tc>
           <w:tcPr>
-            <w:tcW w:type="dxa" w:w="1440"/>
+            <w:tcW w:type="dxa" w:w="1234"/>
           </w:tcPr>
           <w:p>
             <w:r>
@@ -1204,7 +1266,7 @@
         </w:tc>
         <w:tc>
           <w:tcPr>
-            <w:tcW w:type="dxa" w:w="1440"/>
+            <w:tcW w:type="dxa" w:w="1234"/>
           </w:tcPr>
           <w:p>
             <w:r>
@@ -1222,7 +1284,7 @@
         </w:tc>
         <w:tc>
           <w:tcPr>
-            <w:tcW w:type="dxa" w:w="1440"/>
+            <w:tcW w:type="dxa" w:w="1234"/>
           </w:tcPr>
           <w:p>
             <w:r>
@@ -1240,7 +1302,25 @@
         </w:tc>
         <w:tc>
           <w:tcPr>
-            <w:tcW w:type="dxa" w:w="1440"/>
+            <w:tcW w:type="dxa" w:w="1234"/>
+          </w:tcPr>
+          <w:p>
+            <w:r>
+              <w:rPr>
+                <w:sz w:val="20"/>
+              </w:rPr>
+            </w:r>
+            <w:r>
+              <w:rPr>
+                <w:sz w:val="20"/>
+              </w:rPr>
+              <w:t>VERIFIED</w:t>
+            </w:r>
+          </w:p>
+        </w:tc>
+        <w:tc>
+          <w:tcPr>
+            <w:tcW w:type="dxa" w:w="1234"/>
           </w:tcPr>
           <w:p>
             <w:r>
@@ -1260,7 +1340,7 @@
       <w:tr>
         <w:tc>
           <w:tcPr>
-            <w:tcW w:type="dxa" w:w="1440"/>
+            <w:tcW w:type="dxa" w:w="1234"/>
           </w:tcPr>
           <w:p>
             <w:r>
@@ -1278,7 +1358,7 @@
         </w:tc>
         <w:tc>
           <w:tcPr>
-            <w:tcW w:type="dxa" w:w="1440"/>
+            <w:tcW w:type="dxa" w:w="1234"/>
           </w:tcPr>
           <w:p>
             <w:r>
@@ -1296,7 +1376,7 @@
         </w:tc>
         <w:tc>
           <w:tcPr>
-            <w:tcW w:type="dxa" w:w="1440"/>
+            <w:tcW w:type="dxa" w:w="1234"/>
           </w:tcPr>
           <w:p>
             <w:r>
@@ -1314,7 +1394,7 @@
         </w:tc>
         <w:tc>
           <w:tcPr>
-            <w:tcW w:type="dxa" w:w="1440"/>
+            <w:tcW w:type="dxa" w:w="1234"/>
           </w:tcPr>
           <w:p>
             <w:r>
@@ -1332,7 +1412,7 @@
         </w:tc>
         <w:tc>
           <w:tcPr>
-            <w:tcW w:type="dxa" w:w="1440"/>
+            <w:tcW w:type="dxa" w:w="1234"/>
           </w:tcPr>
           <w:p>
             <w:r>
@@ -1350,7 +1430,25 @@
         </w:tc>
         <w:tc>
           <w:tcPr>
-            <w:tcW w:type="dxa" w:w="1440"/>
+            <w:tcW w:type="dxa" w:w="1234"/>
+          </w:tcPr>
+          <w:p>
+            <w:r>
+              <w:rPr>
+                <w:sz w:val="20"/>
+              </w:rPr>
+            </w:r>
+            <w:r>
+              <w:rPr>
+                <w:sz w:val="20"/>
+              </w:rPr>
+              <w:t>CROSS_CHECKED</w:t>
+            </w:r>
+          </w:p>
+        </w:tc>
+        <w:tc>
+          <w:tcPr>
+            <w:tcW w:type="dxa" w:w="1234"/>
           </w:tcPr>
           <w:p>
             <w:r>
@@ -1370,7 +1468,7 @@
       <w:tr>
         <w:tc>
           <w:tcPr>
-            <w:tcW w:type="dxa" w:w="1440"/>
+            <w:tcW w:type="dxa" w:w="1234"/>
           </w:tcPr>
           <w:p>
             <w:r>
@@ -1388,7 +1486,7 @@
         </w:tc>
         <w:tc>
           <w:tcPr>
-            <w:tcW w:type="dxa" w:w="1440"/>
+            <w:tcW w:type="dxa" w:w="1234"/>
           </w:tcPr>
           <w:p>
             <w:r>
@@ -1406,7 +1504,7 @@
         </w:tc>
         <w:tc>
           <w:tcPr>
-            <w:tcW w:type="dxa" w:w="1440"/>
+            <w:tcW w:type="dxa" w:w="1234"/>
           </w:tcPr>
           <w:p>
             <w:r>
@@ -1424,7 +1522,7 @@
         </w:tc>
         <w:tc>
           <w:tcPr>
-            <w:tcW w:type="dxa" w:w="1440"/>
+            <w:tcW w:type="dxa" w:w="1234"/>
           </w:tcPr>
           <w:p>
             <w:r>
@@ -1442,7 +1540,7 @@
         </w:tc>
         <w:tc>
           <w:tcPr>
-            <w:tcW w:type="dxa" w:w="1440"/>
+            <w:tcW w:type="dxa" w:w="1234"/>
           </w:tcPr>
           <w:p>
             <w:r>
@@ -1460,7 +1558,25 @@
         </w:tc>
         <w:tc>
           <w:tcPr>
-            <w:tcW w:type="dxa" w:w="1440"/>
+            <w:tcW w:type="dxa" w:w="1234"/>
+          </w:tcPr>
+          <w:p>
+            <w:r>
+              <w:rPr>
+                <w:sz w:val="20"/>
+              </w:rPr>
+            </w:r>
+            <w:r>
+              <w:rPr>
+                <w:sz w:val="20"/>
+              </w:rPr>
+              <w:t>CROSS_CHECKED</w:t>
+            </w:r>
+          </w:p>
+        </w:tc>
+        <w:tc>
+          <w:tcPr>
+            <w:tcW w:type="dxa" w:w="1234"/>
           </w:tcPr>
           <w:p>
             <w:r>
@@ -1480,7 +1596,7 @@
       <w:tr>
         <w:tc>
           <w:tcPr>
-            <w:tcW w:type="dxa" w:w="1440"/>
+            <w:tcW w:type="dxa" w:w="1234"/>
           </w:tcPr>
           <w:p>
             <w:r>
@@ -1498,7 +1614,7 @@
         </w:tc>
         <w:tc>
           <w:tcPr>
-            <w:tcW w:type="dxa" w:w="1440"/>
+            <w:tcW w:type="dxa" w:w="1234"/>
           </w:tcPr>
           <w:p>
             <w:r>
@@ -1516,7 +1632,7 @@
         </w:tc>
         <w:tc>
           <w:tcPr>
-            <w:tcW w:type="dxa" w:w="1440"/>
+            <w:tcW w:type="dxa" w:w="1234"/>
           </w:tcPr>
           <w:p>
             <w:r>
@@ -1534,7 +1650,7 @@
         </w:tc>
         <w:tc>
           <w:tcPr>
-            <w:tcW w:type="dxa" w:w="1440"/>
+            <w:tcW w:type="dxa" w:w="1234"/>
           </w:tcPr>
           <w:p>
             <w:r>
@@ -1552,7 +1668,7 @@
         </w:tc>
         <w:tc>
           <w:tcPr>
-            <w:tcW w:type="dxa" w:w="1440"/>
+            <w:tcW w:type="dxa" w:w="1234"/>
           </w:tcPr>
           <w:p>
             <w:r>
@@ -1570,7 +1686,25 @@
         </w:tc>
         <w:tc>
           <w:tcPr>
-            <w:tcW w:type="dxa" w:w="1440"/>
+            <w:tcW w:type="dxa" w:w="1234"/>
+          </w:tcPr>
+          <w:p>
+            <w:r>
+              <w:rPr>
+                <w:sz w:val="20"/>
+              </w:rPr>
+            </w:r>
+            <w:r>
+              <w:rPr>
+                <w:sz w:val="20"/>
+              </w:rPr>
+              <w:t>CROSS_CHECKED</w:t>
+            </w:r>
+          </w:p>
+        </w:tc>
+        <w:tc>
+          <w:tcPr>
+            <w:tcW w:type="dxa" w:w="1234"/>
           </w:tcPr>
           <w:p>
             <w:r>
@@ -1593,7 +1727,7 @@
         <w:rPr>
           <w:i/>
         </w:rPr>
-        <w:t>Verification note: dimensions/wheelbase/seats VERIFIED (official + databases); 1.5T/CNG powertrains CROSS_CHECKED; curb weight SINGLE_SOURCE. Payload/cargo volume not in fact base — to be confirmed officially. Export/RHD specs not asserted.</w:t>
+        <w:t>Confidence note (AutoBridge standard): dimensions/wheelbase/seat layouts are VERIFIED on Forthing's official parameter page; 1.5T/CNG powertrains are CROSS_CHECKED; curb weight is SINGLE_SOURCE. Payload/cargo volume were not in the fact base and are left for the official sheet; export/RHD specs are not asserted.</w:t>
       </w:r>
     </w:p>
     <w:p>
@@ -1612,10 +1746,10 @@
         <w:rPr>
           <w:b/>
         </w:rPr>
-        <w:t>Reviewed by</w:t>
+        <w:t>Author / reviewer</w:t>
       </w:r>
       <w:r>
-        <w:t>: AutoBridge Export Sourcing Team</w:t>
+        <w:t>: [AutoBridge Export Sourcing Team](/authors/autobridge-export-sourcing-team/) · method per our [Editorial Policy](/about/editorial-policy/)</w:t>
       </w:r>
     </w:p>
     <w:p>
@@ -1629,7 +1763,16 @@
         <w:t>Last reviewed</w:t>
       </w:r>
       <w:r>
-        <w:t>: 2026-09-02</w:t>
+        <w:t xml:space="preserve">: 2026-09-02 · </w:t>
+      </w:r>
+      <w:r>
+        <w:rPr>
+          <w:b/>
+        </w:rPr>
+        <w:t>Second-round revision</w:t>
+      </w:r>
+      <w:r>
+        <w:t>: 2026-09-03 (confidence relabelled; procurement-increment block added)</w:t>
       </w:r>
     </w:p>
     <w:p>
@@ -1643,7 +1786,7 @@
         <w:t>Reference market</w:t>
       </w:r>
       <w:r>
-        <w:t>: China, 2024 M5/M5L</w:t>
+        <w:t>: China M5/M5L (evergreen model page; export nameplates differ and are confirmed per destination)</w:t>
       </w:r>
     </w:p>
     <w:p>
@@ -1657,7 +1800,7 @@
         <w:t>Verification method</w:t>
       </w:r>
       <w:r>
-        <w:t>: Brand-official parameter page plus database cross-check; manual/CNG and single-source items labelled</w:t>
+        <w:t>: Brand-official parameter page plus independent-database cross-check; manual/CNG and single-source items labelled</w:t>
       </w:r>
     </w:p>
     <w:p>
@@ -1668,10 +1811,10 @@
         <w:rPr>
           <w:b/>
         </w:rPr>
-        <w:t>Content status</w:t>
+        <w:t>Quality gates</w:t>
       </w:r>
       <w:r>
-        <w:t>: QA_PASS (Master/EN)</w:t>
+        <w:t>: EDITORIAL_QA_PASS=PASS · FACT_SOURCE_PASS=PASS · SEO_PASS=PASS · CODEX_REVIEW_PASS=PENDING (independent Codex review) · PUBLISH_APPROVED=FALSE until Codex sign-off</w:t>
       </w:r>
     </w:p>
     <w:sectPr>

--- a/deliveries/2026-09-02/01_Vehicle_Pages/VEH_20260902_06_Forthing_Lingzhi_M5.docx
+++ b/deliveries/2026-09-02/01_Vehicle_Pages/VEH_20260902_06_Forthing_Lingzhi_M5.docx
@@ -873,16 +873,16 @@
     </w:p>
     <w:p>
       <w:r>
-        <w:t xml:space="preserve">A van order fails on small mismatches: a "9-seater" registered as a different category, or a CNG unit sold where gas certification does not exist. AutoBridge fixes </w:t>
+        <w:t xml:space="preserve">A van order fails on small mismatches: a "9-seater" registered as a different category, or a CNG unit sold where gas certification does not exist. This guide recommends locking </w:t>
       </w:r>
       <w:r>
         <w:rPr>
           <w:b/>
         </w:rPr>
-        <w:t>wheelbase (2800/3000), exact seat count and fuel type as one locked combination</w:t>
+        <w:t>wheelbase (2800/3000), exact seat count and fuel type as one combination</w:t>
       </w:r>
       <w:r>
-        <w:t xml:space="preserve"> on the build sheet, checks the destination's </w:t>
+        <w:t xml:space="preserve"> on the build note, checking the destination's </w:t>
       </w:r>
       <w:r>
         <w:rPr>
@@ -891,7 +891,7 @@
         <w:t>driver-licence/operator category for a 9-seater</w:t>
       </w:r>
       <w:r>
-        <w:t xml:space="preserve">, and — for CNG — requires a recognised </w:t>
+        <w:t xml:space="preserve">, and — for CNG — requiring a recognised </w:t>
       </w:r>
       <w:r>
         <w:rPr>
@@ -1749,7 +1749,7 @@
         <w:t>Author / reviewer</w:t>
       </w:r>
       <w:r>
-        <w:t>: [AutoBridge Export Sourcing Team](/authors/autobridge-export-sourcing-team/) · method per our [Editorial Policy](/about/editorial-policy/)</w:t>
+        <w:t>: [AutoBridge Export Sourcing Team](/authors/) · method per our [Editorial Policy](/editorial-policy/)</w:t>
       </w:r>
     </w:p>
     <w:p>
@@ -1764,6 +1764,15 @@
       </w:r>
       <w:r>
         <w:t xml:space="preserve">: 2026-09-02 · </w:t>
+      </w:r>
+      <w:r>
+        <w:rPr>
+          <w:b/>
+        </w:rPr>
+        <w:t>R3 (2026-09-03): internal links set to live /authors/ and /editorial-policy/ paths; operations claims framed as recommended/editorial method</w:t>
+      </w:r>
+      <w:r>
+        <w:t xml:space="preserve"> · </w:t>
       </w:r>
       <w:r>
         <w:rPr>

--- a/deliveries/2026-09-02/01_Vehicle_Pages/VEH_20260902_06_Forthing_Lingzhi_M5.docx
+++ b/deliveries/2026-09-02/01_Vehicle_Pages/VEH_20260902_06_Forthing_Lingzhi_M5.docx
@@ -4,7 +4,7 @@
   <w:body>
     <w:p>
       <w:pPr>
-        <w:pStyle w:val="Title"/>
+        <w:pStyle w:val="Heading1"/>
       </w:pPr>
       <w:r>
         <w:t>Forthing Lingzhi M5 2024 — Work Van / Commercial MPV: Seating Layouts, Powertrains and Export Checks</w:t>
@@ -12,7 +12,7 @@
     </w:p>
     <w:p>
       <w:pPr>
-        <w:pStyle w:val="Heading1"/>
+        <w:pStyle w:val="Heading2"/>
       </w:pPr>
       <w:r>
         <w:t>SEO Metadata</w:t>
@@ -146,7 +146,7 @@
     </w:p>
     <w:p>
       <w:pPr>
-        <w:pStyle w:val="Heading1"/>
+        <w:pStyle w:val="Heading2"/>
       </w:pPr>
       <w:r>
         <w:t>Vehicle Role</w:t>
@@ -186,7 +186,7 @@
     </w:p>
     <w:p>
       <w:pPr>
-        <w:pStyle w:val="Heading1"/>
+        <w:pStyle w:val="Heading2"/>
       </w:pPr>
       <w:r>
         <w:t>Body Sizes and Wheelbases</w:t>
@@ -194,7 +194,7 @@
     </w:p>
     <w:tbl>
       <w:tblPr>
-        <w:tblStyle w:val="TableGrid"/>
+        <w:tblStyle w:val="LightGrid-Accent1"/>
         <w:tblW w:type="auto" w:w="0"/>
         <w:tblLook w:firstColumn="1" w:firstRow="1" w:lastColumn="0" w:lastRow="0" w:noHBand="0" w:noVBand="1" w:val="04A0"/>
       </w:tblPr>
@@ -207,20 +207,9 @@
         <w:tc>
           <w:tcPr>
             <w:tcW w:type="dxa" w:w="2880"/>
-            <w:shd w:val="clear" w:fill="EAF0F6"/>
           </w:tcPr>
           <w:p>
             <w:r>
-              <w:rPr>
-                <w:b/>
-                <w:sz w:val="20"/>
-              </w:rPr>
-            </w:r>
-            <w:r>
-              <w:rPr>
-                <w:b/>
-                <w:sz w:val="20"/>
-              </w:rPr>
               <w:t>Item</w:t>
             </w:r>
           </w:p>
@@ -228,20 +217,9 @@
         <w:tc>
           <w:tcPr>
             <w:tcW w:type="dxa" w:w="2880"/>
-            <w:shd w:val="clear" w:fill="EAF0F6"/>
           </w:tcPr>
           <w:p>
             <w:r>
-              <w:rPr>
-                <w:b/>
-                <w:sz w:val="20"/>
-              </w:rPr>
-            </w:r>
-            <w:r>
-              <w:rPr>
-                <w:b/>
-                <w:sz w:val="20"/>
-              </w:rPr>
               <w:t>M5L (long)</w:t>
             </w:r>
           </w:p>
@@ -249,20 +227,9 @@
         <w:tc>
           <w:tcPr>
             <w:tcW w:type="dxa" w:w="2880"/>
-            <w:shd w:val="clear" w:fill="EAF0F6"/>
           </w:tcPr>
           <w:p>
             <w:r>
-              <w:rPr>
-                <w:b/>
-                <w:sz w:val="20"/>
-              </w:rPr>
-            </w:r>
-            <w:r>
-              <w:rPr>
-                <w:b/>
-                <w:sz w:val="20"/>
-              </w:rPr>
               <w:t>M5 (short)</w:t>
             </w:r>
           </w:p>
@@ -275,14 +242,6 @@
           </w:tcPr>
           <w:p>
             <w:r>
-              <w:rPr>
-                <w:sz w:val="20"/>
-              </w:rPr>
-            </w:r>
-            <w:r>
-              <w:rPr>
-                <w:sz w:val="20"/>
-              </w:rPr>
               <w:t>Length × Width × Height</w:t>
             </w:r>
           </w:p>
@@ -293,14 +252,6 @@
           </w:tcPr>
           <w:p>
             <w:r>
-              <w:rPr>
-                <w:sz w:val="20"/>
-              </w:rPr>
-            </w:r>
-            <w:r>
-              <w:rPr>
-                <w:sz w:val="20"/>
-              </w:rPr>
               <w:t>5135 × 1720 × 1970 mm</w:t>
             </w:r>
           </w:p>
@@ -311,14 +262,6 @@
           </w:tcPr>
           <w:p>
             <w:r>
-              <w:rPr>
-                <w:sz w:val="20"/>
-              </w:rPr>
-            </w:r>
-            <w:r>
-              <w:rPr>
-                <w:sz w:val="20"/>
-              </w:rPr>
               <w:t>Same width/height, shorter body</w:t>
             </w:r>
           </w:p>
@@ -331,14 +274,6 @@
           </w:tcPr>
           <w:p>
             <w:r>
-              <w:rPr>
-                <w:sz w:val="20"/>
-              </w:rPr>
-            </w:r>
-            <w:r>
-              <w:rPr>
-                <w:sz w:val="20"/>
-              </w:rPr>
               <w:t>Wheelbase</w:t>
             </w:r>
           </w:p>
@@ -349,14 +284,6 @@
           </w:tcPr>
           <w:p>
             <w:r>
-              <w:rPr>
-                <w:sz w:val="20"/>
-              </w:rPr>
-            </w:r>
-            <w:r>
-              <w:rPr>
-                <w:sz w:val="20"/>
-              </w:rPr>
               <w:t>3000 mm</w:t>
             </w:r>
           </w:p>
@@ -367,14 +294,6 @@
           </w:tcPr>
           <w:p>
             <w:r>
-              <w:rPr>
-                <w:sz w:val="20"/>
-              </w:rPr>
-            </w:r>
-            <w:r>
-              <w:rPr>
-                <w:sz w:val="20"/>
-              </w:rPr>
               <w:t>2800 mm</w:t>
             </w:r>
           </w:p>
@@ -387,14 +306,6 @@
           </w:tcPr>
           <w:p>
             <w:r>
-              <w:rPr>
-                <w:sz w:val="20"/>
-              </w:rPr>
-            </w:r>
-            <w:r>
-              <w:rPr>
-                <w:sz w:val="20"/>
-              </w:rPr>
               <w:t>Seat layouts offered</w:t>
             </w:r>
           </w:p>
@@ -405,14 +316,6 @@
           </w:tcPr>
           <w:p>
             <w:r>
-              <w:rPr>
-                <w:sz w:val="20"/>
-              </w:rPr>
-            </w:r>
-            <w:r>
-              <w:rPr>
-                <w:sz w:val="20"/>
-              </w:rPr>
               <w:t>7 / 9 seats</w:t>
             </w:r>
           </w:p>
@@ -423,20 +326,13 @@
           </w:tcPr>
           <w:p>
             <w:r>
-              <w:rPr>
-                <w:sz w:val="20"/>
-              </w:rPr>
-            </w:r>
-            <w:r>
-              <w:rPr>
-                <w:sz w:val="20"/>
-              </w:rPr>
               <w:t>5 / 7 / 8 seats</w:t>
             </w:r>
           </w:p>
         </w:tc>
       </w:tr>
     </w:tbl>
+    <w:p/>
     <w:p>
       <w:r>
         <w:t xml:space="preserve">Dimensions, wheelbases and seat layouts are </w:t>
@@ -453,7 +349,7 @@
     </w:p>
     <w:p>
       <w:pPr>
-        <w:pStyle w:val="Heading1"/>
+        <w:pStyle w:val="Heading2"/>
       </w:pPr>
       <w:r>
         <w:t>Powertrains — Petrol Turbo vs Naturally Aspirated CNG</w:t>
@@ -461,7 +357,7 @@
     </w:p>
     <w:tbl>
       <w:tblPr>
-        <w:tblStyle w:val="TableGrid"/>
+        <w:tblStyle w:val="LightGrid-Accent1"/>
         <w:tblW w:type="auto" w:w="0"/>
         <w:tblLook w:firstColumn="1" w:firstRow="1" w:lastColumn="0" w:lastRow="0" w:noHBand="0" w:noVBand="1" w:val="04A0"/>
       </w:tblPr>
@@ -475,20 +371,9 @@
         <w:tc>
           <w:tcPr>
             <w:tcW w:type="dxa" w:w="2160"/>
-            <w:shd w:val="clear" w:fill="EAF0F6"/>
           </w:tcPr>
           <w:p>
             <w:r>
-              <w:rPr>
-                <w:b/>
-                <w:sz w:val="20"/>
-              </w:rPr>
-            </w:r>
-            <w:r>
-              <w:rPr>
-                <w:b/>
-                <w:sz w:val="20"/>
-              </w:rPr>
               <w:t>Powertrain</w:t>
             </w:r>
           </w:p>
@@ -496,20 +381,9 @@
         <w:tc>
           <w:tcPr>
             <w:tcW w:type="dxa" w:w="2160"/>
-            <w:shd w:val="clear" w:fill="EAF0F6"/>
           </w:tcPr>
           <w:p>
             <w:r>
-              <w:rPr>
-                <w:b/>
-                <w:sz w:val="20"/>
-              </w:rPr>
-            </w:r>
-            <w:r>
-              <w:rPr>
-                <w:b/>
-                <w:sz w:val="20"/>
-              </w:rPr>
               <w:t>Engine</w:t>
             </w:r>
           </w:p>
@@ -517,20 +391,9 @@
         <w:tc>
           <w:tcPr>
             <w:tcW w:type="dxa" w:w="2160"/>
-            <w:shd w:val="clear" w:fill="EAF0F6"/>
           </w:tcPr>
           <w:p>
             <w:r>
-              <w:rPr>
-                <w:b/>
-                <w:sz w:val="20"/>
-              </w:rPr>
-            </w:r>
-            <w:r>
-              <w:rPr>
-                <w:b/>
-                <w:sz w:val="20"/>
-              </w:rPr>
               <w:t>Power / torque</w:t>
             </w:r>
           </w:p>
@@ -538,20 +401,9 @@
         <w:tc>
           <w:tcPr>
             <w:tcW w:type="dxa" w:w="2160"/>
-            <w:shd w:val="clear" w:fill="EAF0F6"/>
           </w:tcPr>
           <w:p>
             <w:r>
-              <w:rPr>
-                <w:b/>
-                <w:sz w:val="20"/>
-              </w:rPr>
-            </w:r>
-            <w:r>
-              <w:rPr>
-                <w:b/>
-                <w:sz w:val="20"/>
-              </w:rPr>
               <w:t>Transmission</w:t>
             </w:r>
           </w:p>
@@ -564,14 +416,6 @@
           </w:tcPr>
           <w:p>
             <w:r>
-              <w:rPr>
-                <w:sz w:val="20"/>
-              </w:rPr>
-            </w:r>
-            <w:r>
-              <w:rPr>
-                <w:sz w:val="20"/>
-              </w:rPr>
               <w:t>1.5T petrol (M5L)</w:t>
             </w:r>
           </w:p>
@@ -582,14 +426,6 @@
           </w:tcPr>
           <w:p>
             <w:r>
-              <w:rPr>
-                <w:sz w:val="20"/>
-              </w:rPr>
-            </w:r>
-            <w:r>
-              <w:rPr>
-                <w:sz w:val="20"/>
-              </w:rPr>
               <w:t>Turbo L4</w:t>
             </w:r>
           </w:p>
@@ -600,14 +436,6 @@
           </w:tcPr>
           <w:p>
             <w:r>
-              <w:rPr>
-                <w:sz w:val="20"/>
-              </w:rPr>
-            </w:r>
-            <w:r>
-              <w:rPr>
-                <w:sz w:val="20"/>
-              </w:rPr>
               <w:t>140 kW (190 PS) / 300 N·m</w:t>
             </w:r>
           </w:p>
@@ -619,13 +447,7 @@
           <w:p>
             <w:r>
               <w:rPr>
-                <w:sz w:val="20"/>
-              </w:rPr>
-            </w:r>
-            <w:r>
-              <w:rPr>
                 <w:b/>
-                <w:sz w:val="20"/>
               </w:rPr>
               <w:t>6-speed manual</w:t>
             </w:r>
@@ -639,14 +461,6 @@
           </w:tcPr>
           <w:p>
             <w:r>
-              <w:rPr>
-                <w:sz w:val="20"/>
-              </w:rPr>
-            </w:r>
-            <w:r>
-              <w:rPr>
-                <w:sz w:val="20"/>
-              </w:rPr>
               <w:t>1.6L CNG</w:t>
             </w:r>
           </w:p>
@@ -657,14 +471,6 @@
           </w:tcPr>
           <w:p>
             <w:r>
-              <w:rPr>
-                <w:sz w:val="20"/>
-              </w:rPr>
-            </w:r>
-            <w:r>
-              <w:rPr>
-                <w:sz w:val="20"/>
-              </w:rPr>
               <w:t>Naturally aspirated L4 (natural gas)</w:t>
             </w:r>
           </w:p>
@@ -675,14 +481,6 @@
           </w:tcPr>
           <w:p>
             <w:r>
-              <w:rPr>
-                <w:sz w:val="20"/>
-              </w:rPr>
-            </w:r>
-            <w:r>
-              <w:rPr>
-                <w:sz w:val="20"/>
-              </w:rPr>
               <w:t>75 kW (102 PS) / 140 N·m</w:t>
             </w:r>
           </w:p>
@@ -694,13 +492,7 @@
           <w:p>
             <w:r>
               <w:rPr>
-                <w:sz w:val="20"/>
-              </w:rPr>
-            </w:r>
-            <w:r>
-              <w:rPr>
                 <w:b/>
-                <w:sz w:val="20"/>
               </w:rPr>
               <w:t>5-speed manual</w:t>
             </w:r>
@@ -708,6 +500,7 @@
         </w:tc>
       </w:tr>
     </w:tbl>
+    <w:p/>
     <w:p>
       <w:r>
         <w:t xml:space="preserve">Two procurement points stand out. First, </w:t>
@@ -733,7 +526,7 @@
     </w:p>
     <w:p>
       <w:pPr>
-        <w:pStyle w:val="Heading1"/>
+        <w:pStyle w:val="Heading2"/>
       </w:pPr>
       <w:r>
         <w:t>Seating and Use Configuration</w:t>
@@ -807,7 +600,7 @@
     </w:p>
     <w:p>
       <w:pPr>
-        <w:pStyle w:val="Heading1"/>
+        <w:pStyle w:val="Heading2"/>
       </w:pPr>
       <w:r>
         <w:t>China Reference vs Export Reality</w:t>
@@ -865,7 +658,7 @@
     </w:p>
     <w:p>
       <w:pPr>
-        <w:pStyle w:val="Heading1"/>
+        <w:pStyle w:val="Heading2"/>
       </w:pPr>
       <w:r>
         <w:t>What AutoBridge Adds Beyond the Parameter Page</w:t>
@@ -905,7 +698,7 @@
     </w:p>
     <w:p>
       <w:pPr>
-        <w:pStyle w:val="Heading1"/>
+        <w:pStyle w:val="Heading2"/>
       </w:pPr>
       <w:r>
         <w:t>Pre-Payment Verification List</w:t>
@@ -953,7 +746,7 @@
     </w:p>
     <w:p>
       <w:pPr>
-        <w:pStyle w:val="Heading1"/>
+        <w:pStyle w:val="Heading2"/>
       </w:pPr>
       <w:r>
         <w:t>Request a Current Export Quotation</w:t>
@@ -984,7 +777,7 @@
     </w:p>
     <w:p>
       <w:pPr>
-        <w:pStyle w:val="Heading1"/>
+        <w:pStyle w:val="Heading2"/>
       </w:pPr>
       <w:r>
         <w:t>Buyer FAQ</w:t>
@@ -998,8 +791,10 @@
         <w:t>Does the Lingzhi M5 come with an automatic gearbox?</w:t>
       </w:r>
       <w:r>
-        <w:t xml:space="preserve"> In the captured 2024 China range, no — the 1.5T is 6-speed manual and the 1.6 CNG is 5-speed manual. </w:t>
+        <w:t xml:space="preserve"> In the captured 2024 China range, no — the 1.5T is 6-speed manual and the 1.6 CNG is 5-speed manual.</w:t>
       </w:r>
+    </w:p>
+    <w:p>
       <w:r>
         <w:rPr>
           <w:b/>
@@ -1007,8 +802,10 @@
         <w:t>How many seats can it have?</w:t>
       </w:r>
       <w:r>
-        <w:t xml:space="preserve"> The long M5L offers 7 or 9 seats; the short M5 offers 5/7/8 — confirm the exact layout. </w:t>
+        <w:t xml:space="preserve"> The long M5L offers 7 or 9 seats; the short M5 offers 5/7/8 — confirm the exact layout.</w:t>
       </w:r>
+    </w:p>
+    <w:p>
       <w:r>
         <w:rPr>
           <w:b/>
@@ -1016,8 +813,10 @@
         <w:t>What is the CNG version for?</w:t>
       </w:r>
       <w:r>
-        <w:t xml:space="preserve"> It runs on compressed natural gas to lower fuel cost where CNG infrastructure and certification exist, but at 75 kW it is much less powerful than the 140 kW 1.5T. </w:t>
+        <w:t xml:space="preserve"> It runs on compressed natural gas to lower fuel cost where CNG infrastructure and certification exist, but at 75 kW it is much less powerful than the 140 kW 1.5T.</w:t>
       </w:r>
+    </w:p>
+    <w:p>
       <w:r>
         <w:rPr>
           <w:b/>
@@ -1025,8 +824,10 @@
         <w:t>What is the wheelbase difference?</w:t>
       </w:r>
       <w:r>
-        <w:t xml:space="preserve"> 3000 mm (M5L long) versus 2800 mm (M5 short). </w:t>
+        <w:t xml:space="preserve"> 3000 mm (M5L long) versus 2800 mm (M5 short).</w:t>
       </w:r>
+    </w:p>
+    <w:p>
       <w:r>
         <w:rPr>
           <w:b/>
@@ -1039,7 +840,255 @@
     </w:p>
     <w:p>
       <w:pPr>
-        <w:pStyle w:val="Heading1"/>
+        <w:pStyle w:val="Heading2"/>
+      </w:pPr>
+      <w:r>
+        <w:t>Image Record</w:t>
+      </w:r>
+    </w:p>
+    <w:p>
+      <w:pPr>
+        <w:pStyle w:val="ListBullet"/>
+      </w:pPr>
+      <w:r>
+        <w:t>IMAGE_ASSET_PATH: none secured in repository</w:t>
+      </w:r>
+    </w:p>
+    <w:p>
+      <w:pPr>
+        <w:pStyle w:val="ListBullet"/>
+      </w:pPr>
+      <w:r>
+        <w:t>ORIGINAL_IMAGE_URL: not captured</w:t>
+      </w:r>
+    </w:p>
+    <w:p>
+      <w:pPr>
+        <w:pStyle w:val="ListBullet"/>
+      </w:pPr>
+      <w:r>
+        <w:t>SOURCE_PAGE: not captured</w:t>
+      </w:r>
+    </w:p>
+    <w:p>
+      <w:pPr>
+        <w:pStyle w:val="ListBullet"/>
+      </w:pPr>
+      <w:r>
+        <w:t>RIGHTS_HOLDER: unconfirmed</w:t>
+      </w:r>
+    </w:p>
+    <w:p>
+      <w:pPr>
+        <w:pStyle w:val="ListBullet"/>
+      </w:pPr>
+      <w:r>
+        <w:t>LICENSE: none secured — no third-party image may be published until rights are cleared</w:t>
+      </w:r>
+    </w:p>
+    <w:p>
+      <w:pPr>
+        <w:pStyle w:val="ListBullet"/>
+      </w:pPr>
+      <w:r>
+        <w:t>CHECKED_DATE: 2026-09-05</w:t>
+      </w:r>
+    </w:p>
+    <w:p>
+      <w:pPr>
+        <w:pStyle w:val="ListBullet"/>
+      </w:pPr>
+      <w:r>
+        <w:t>MODEL_TOPIC_MATCH: must match the exact model/version (or the guide topic) and reference market above</w:t>
+      </w:r>
+    </w:p>
+    <w:p>
+      <w:pPr>
+        <w:pStyle w:val="ListBullet"/>
+      </w:pPr>
+      <w:r>
+        <w:t>IMAGE_RIGHTS_STATUS: FAIL (no licensed asset captured; a placeholder or “retain old image” note is not accepted)</w:t>
+      </w:r>
+    </w:p>
+    <w:p>
+      <w:pPr>
+        <w:pStyle w:val="ListBullet"/>
+      </w:pPr>
+      <w:r>
+        <w:t>ALT by language:</w:t>
+      </w:r>
+    </w:p>
+    <w:p>
+      <w:pPr>
+        <w:pStyle w:val="ListBullet"/>
+      </w:pPr>
+      <w:r>
+        <w:rPr>
+          <w:b/>
+        </w:rPr>
+        <w:t>EN</w:t>
+      </w:r>
+      <w:r>
+        <w:t>: AutoBridge export-buyer reference — Forthing Lingzhi M5, petrol/diesel Chinese-market vehicle / MPV</w:t>
+      </w:r>
+    </w:p>
+    <w:p>
+      <w:pPr>
+        <w:pStyle w:val="ListBullet"/>
+      </w:pPr>
+      <w:r>
+        <w:rPr>
+          <w:b/>
+        </w:rPr>
+        <w:t>FR</w:t>
+      </w:r>
+      <w:r>
+        <w:t>: Référence AutoBridge pour acheteurs export — Forthing Lingzhi M5, véhicule thermique (marché chinois) / MPV</w:t>
+      </w:r>
+    </w:p>
+    <w:p>
+      <w:pPr>
+        <w:pStyle w:val="ListBullet"/>
+      </w:pPr>
+      <w:r>
+        <w:rPr>
+          <w:b/>
+        </w:rPr>
+        <w:t>DE</w:t>
+      </w:r>
+      <w:r>
+        <w:t>: AutoBridge-Referenz für Exportkäufer — Forthing Lingzhi M5, Verbrenner (chinesischer Markt) / Van (MPV)</w:t>
+      </w:r>
+    </w:p>
+    <w:p>
+      <w:pPr>
+        <w:pStyle w:val="ListBullet"/>
+      </w:pPr>
+      <w:r>
+        <w:rPr>
+          <w:b/>
+        </w:rPr>
+        <w:t>ES</w:t>
+      </w:r>
+      <w:r>
+        <w:t>: Referencia AutoBridge para compradores de exportación — Forthing Lingzhi M5, vehículo de combustión (mercado chino) / monovolumen</w:t>
+      </w:r>
+    </w:p>
+    <w:p>
+      <w:pPr>
+        <w:pStyle w:val="ListBullet"/>
+      </w:pPr>
+      <w:r>
+        <w:rPr>
+          <w:b/>
+        </w:rPr>
+        <w:t>PT</w:t>
+      </w:r>
+      <w:r>
+        <w:t>: Referência AutoBridge para compradores de exportação — Forthing Lingzhi M5, veículo a combustão (mercado chinês) / minivan</w:t>
+      </w:r>
+    </w:p>
+    <w:p>
+      <w:pPr>
+        <w:pStyle w:val="ListBullet"/>
+      </w:pPr>
+      <w:r>
+        <w:rPr>
+          <w:b/>
+        </w:rPr>
+        <w:t>JA</w:t>
+      </w:r>
+      <w:r>
+        <w:t>: AutoBridge 輸出バイヤー向けリファレンス｜Forthing Lingzhi M5, 中国市場仕様 内燃機関車 / MPV</w:t>
+      </w:r>
+    </w:p>
+    <w:p>
+      <w:pPr>
+        <w:pStyle w:val="ListBullet"/>
+      </w:pPr>
+      <w:r>
+        <w:rPr>
+          <w:b/>
+        </w:rPr>
+        <w:t>KO</w:t>
+      </w:r>
+      <w:r>
+        <w:t>: AutoBridge 수출 바이어 참고 자료｜Forthing Lingzhi M5, 중국 시장 내연기관 차량 / MPV</w:t>
+      </w:r>
+    </w:p>
+    <w:p>
+      <w:pPr>
+        <w:pStyle w:val="ListBullet"/>
+      </w:pPr>
+      <w:r>
+        <w:rPr>
+          <w:b/>
+        </w:rPr>
+        <w:t>VI</w:t>
+      </w:r>
+      <w:r>
+        <w:t>: Tài liệu tham khảo AutoBridge cho người mua xuất khẩu — Forthing Lingzhi M5, xe động cơ đốt trong (thị trường Trung Quốc) / MPV</w:t>
+      </w:r>
+    </w:p>
+    <w:p>
+      <w:pPr>
+        <w:pStyle w:val="ListBullet"/>
+      </w:pPr>
+      <w:r>
+        <w:rPr>
+          <w:b/>
+        </w:rPr>
+        <w:t>TH</w:t>
+      </w:r>
+      <w:r>
+        <w:t>: เอกสารอ้างอิง AutoBridge สำหรับผู้ซื้อเพื่อการส่งออก — Forthing Lingzhi M5, รถเครื่องยนต์สันดาป (ตลาดจีน) / รถ MPV</w:t>
+      </w:r>
+    </w:p>
+    <w:p>
+      <w:pPr>
+        <w:pStyle w:val="ListBullet"/>
+      </w:pPr>
+      <w:r>
+        <w:rPr>
+          <w:b/>
+        </w:rPr>
+        <w:t>ID</w:t>
+      </w:r>
+      <w:r>
+        <w:t>: Referensi AutoBridge untuk pembeli ekspor — Forthing Lingzhi M5, kendaraan mesin pembakaran (pasar Tiongkok) / MPV</w:t>
+      </w:r>
+    </w:p>
+    <w:p>
+      <w:pPr>
+        <w:pStyle w:val="ListBullet"/>
+      </w:pPr>
+      <w:r>
+        <w:rPr>
+          <w:b/>
+        </w:rPr>
+        <w:t>AR</w:t>
+      </w:r>
+      <w:r>
+        <w:t>: مرجع AutoBridge لمشتري التصدير — Forthing Lingzhi M5, مركبة بمحرك احتراق (سوق الصين) / سيارة عائلية</w:t>
+      </w:r>
+    </w:p>
+    <w:p>
+      <w:pPr>
+        <w:pStyle w:val="ListBullet"/>
+      </w:pPr>
+      <w:r>
+        <w:rPr>
+          <w:b/>
+        </w:rPr>
+        <w:t>ZH</w:t>
+      </w:r>
+      <w:r>
+        <w:t>: AutoBridge 出口采购参考｜Forthing Lingzhi M5, 中国市场燃油车 / MPV</w:t>
+      </w:r>
+    </w:p>
+    <w:p>
+      <w:pPr>
+        <w:pStyle w:val="Heading2"/>
       </w:pPr>
       <w:r>
         <w:t>Sources &amp; Verification</w:t>
@@ -1047,7 +1096,7 @@
     </w:p>
     <w:tbl>
       <w:tblPr>
-        <w:tblStyle w:val="TableGrid"/>
+        <w:tblStyle w:val="LightGrid-Accent1"/>
         <w:tblW w:type="auto" w:w="0"/>
         <w:tblLook w:firstColumn="1" w:firstRow="1" w:lastColumn="0" w:lastRow="0" w:noHBand="0" w:noVBand="1" w:val="04A0"/>
       </w:tblPr>
@@ -1064,20 +1113,9 @@
         <w:tc>
           <w:tcPr>
             <w:tcW w:type="dxa" w:w="1234"/>
-            <w:shd w:val="clear" w:fill="EAF0F6"/>
           </w:tcPr>
           <w:p>
             <w:r>
-              <w:rPr>
-                <w:b/>
-                <w:sz w:val="20"/>
-              </w:rPr>
-            </w:r>
-            <w:r>
-              <w:rPr>
-                <w:b/>
-                <w:sz w:val="20"/>
-              </w:rPr>
               <w:t>Source title</w:t>
             </w:r>
           </w:p>
@@ -1085,20 +1123,9 @@
         <w:tc>
           <w:tcPr>
             <w:tcW w:type="dxa" w:w="1234"/>
-            <w:shd w:val="clear" w:fill="EAF0F6"/>
           </w:tcPr>
           <w:p>
             <w:r>
-              <w:rPr>
-                <w:b/>
-                <w:sz w:val="20"/>
-              </w:rPr>
-            </w:r>
-            <w:r>
-              <w:rPr>
-                <w:b/>
-                <w:sz w:val="20"/>
-              </w:rPr>
               <w:t>Organization</w:t>
             </w:r>
           </w:p>
@@ -1106,20 +1133,9 @@
         <w:tc>
           <w:tcPr>
             <w:tcW w:type="dxa" w:w="1234"/>
-            <w:shd w:val="clear" w:fill="EAF0F6"/>
           </w:tcPr>
           <w:p>
             <w:r>
-              <w:rPr>
-                <w:b/>
-                <w:sz w:val="20"/>
-              </w:rPr>
-            </w:r>
-            <w:r>
-              <w:rPr>
-                <w:b/>
-                <w:sz w:val="20"/>
-              </w:rPr>
               <w:t>Market</w:t>
             </w:r>
           </w:p>
@@ -1127,20 +1143,9 @@
         <w:tc>
           <w:tcPr>
             <w:tcW w:type="dxa" w:w="1234"/>
-            <w:shd w:val="clear" w:fill="EAF0F6"/>
           </w:tcPr>
           <w:p>
             <w:r>
-              <w:rPr>
-                <w:b/>
-                <w:sz w:val="20"/>
-              </w:rPr>
-            </w:r>
-            <w:r>
-              <w:rPr>
-                <w:b/>
-                <w:sz w:val="20"/>
-              </w:rPr>
               <w:t>URL</w:t>
             </w:r>
           </w:p>
@@ -1148,20 +1153,9 @@
         <w:tc>
           <w:tcPr>
             <w:tcW w:type="dxa" w:w="1234"/>
-            <w:shd w:val="clear" w:fill="EAF0F6"/>
           </w:tcPr>
           <w:p>
             <w:r>
-              <w:rPr>
-                <w:b/>
-                <w:sz w:val="20"/>
-              </w:rPr>
-            </w:r>
-            <w:r>
-              <w:rPr>
-                <w:b/>
-                <w:sz w:val="20"/>
-              </w:rPr>
               <w:t>Checked</w:t>
             </w:r>
           </w:p>
@@ -1169,20 +1163,9 @@
         <w:tc>
           <w:tcPr>
             <w:tcW w:type="dxa" w:w="1234"/>
-            <w:shd w:val="clear" w:fill="EAF0F6"/>
           </w:tcPr>
           <w:p>
             <w:r>
-              <w:rPr>
-                <w:b/>
-                <w:sz w:val="20"/>
-              </w:rPr>
-            </w:r>
-            <w:r>
-              <w:rPr>
-                <w:b/>
-                <w:sz w:val="20"/>
-              </w:rPr>
               <w:t>Confidence</w:t>
             </w:r>
           </w:p>
@@ -1190,20 +1173,9 @@
         <w:tc>
           <w:tcPr>
             <w:tcW w:type="dxa" w:w="1234"/>
-            <w:shd w:val="clear" w:fill="EAF0F6"/>
           </w:tcPr>
           <w:p>
             <w:r>
-              <w:rPr>
-                <w:b/>
-                <w:sz w:val="20"/>
-              </w:rPr>
-            </w:r>
-            <w:r>
-              <w:rPr>
-                <w:b/>
-                <w:sz w:val="20"/>
-              </w:rPr>
               <w:t>Supported facts</w:t>
             </w:r>
           </w:p>
@@ -1216,14 +1188,6 @@
           </w:tcPr>
           <w:p>
             <w:r>
-              <w:rPr>
-                <w:sz w:val="20"/>
-              </w:rPr>
-            </w:r>
-            <w:r>
-              <w:rPr>
-                <w:sz w:val="20"/>
-              </w:rPr>
               <w:t>Lingzhi official parameters</w:t>
             </w:r>
           </w:p>
@@ -1234,14 +1198,6 @@
           </w:tcPr>
           <w:p>
             <w:r>
-              <w:rPr>
-                <w:sz w:val="20"/>
-              </w:rPr>
-            </w:r>
-            <w:r>
-              <w:rPr>
-                <w:sz w:val="20"/>
-              </w:rPr>
               <w:t>Dongfeng Forthing (official)</w:t>
             </w:r>
           </w:p>
@@ -1252,14 +1208,6 @@
           </w:tcPr>
           <w:p>
             <w:r>
-              <w:rPr>
-                <w:sz w:val="20"/>
-              </w:rPr>
-            </w:r>
-            <w:r>
-              <w:rPr>
-                <w:sz w:val="20"/>
-              </w:rPr>
               <w:t>CN</w:t>
             </w:r>
           </w:p>
@@ -1270,14 +1218,6 @@
           </w:tcPr>
           <w:p>
             <w:r>
-              <w:rPr>
-                <w:sz w:val="20"/>
-              </w:rPr>
-            </w:r>
-            <w:r>
-              <w:rPr>
-                <w:sz w:val="20"/>
-              </w:rPr>
               <w:t>https://www.fxauto.com.cn/index.php/car/parameter?cid=37</w:t>
             </w:r>
           </w:p>
@@ -1288,14 +1228,6 @@
           </w:tcPr>
           <w:p>
             <w:r>
-              <w:rPr>
-                <w:sz w:val="20"/>
-              </w:rPr>
-            </w:r>
-            <w:r>
-              <w:rPr>
-                <w:sz w:val="20"/>
-              </w:rPr>
               <w:t>2026-09-02</w:t>
             </w:r>
           </w:p>
@@ -1306,14 +1238,6 @@
           </w:tcPr>
           <w:p>
             <w:r>
-              <w:rPr>
-                <w:sz w:val="20"/>
-              </w:rPr>
-            </w:r>
-            <w:r>
-              <w:rPr>
-                <w:sz w:val="20"/>
-              </w:rPr>
               <w:t>VERIFIED</w:t>
             </w:r>
           </w:p>
@@ -1324,14 +1248,6 @@
           </w:tcPr>
           <w:p>
             <w:r>
-              <w:rPr>
-                <w:sz w:val="20"/>
-              </w:rPr>
-            </w:r>
-            <w:r>
-              <w:rPr>
-                <w:sz w:val="20"/>
-              </w:rPr>
               <w:t>Wheelbase 2800/3000, 5/7/9 seats, chassis framework</w:t>
             </w:r>
           </w:p>
@@ -1344,14 +1260,6 @@
           </w:tcPr>
           <w:p>
             <w:r>
-              <w:rPr>
-                <w:sz w:val="20"/>
-              </w:rPr>
-            </w:r>
-            <w:r>
-              <w:rPr>
-                <w:sz w:val="20"/>
-              </w:rPr>
               <w:t>M5L 1.5T 9-seat model</w:t>
             </w:r>
           </w:p>
@@ -1362,14 +1270,6 @@
           </w:tcPr>
           <w:p>
             <w:r>
-              <w:rPr>
-                <w:sz w:val="20"/>
-              </w:rPr>
-            </w:r>
-            <w:r>
-              <w:rPr>
-                <w:sz w:val="20"/>
-              </w:rPr>
               <w:t>Dongchedi (懂车帝)</w:t>
             </w:r>
           </w:p>
@@ -1380,14 +1280,6 @@
           </w:tcPr>
           <w:p>
             <w:r>
-              <w:rPr>
-                <w:sz w:val="20"/>
-              </w:rPr>
-            </w:r>
-            <w:r>
-              <w:rPr>
-                <w:sz w:val="20"/>
-              </w:rPr>
               <w:t>CN</w:t>
             </w:r>
           </w:p>
@@ -1398,14 +1290,6 @@
           </w:tcPr>
           <w:p>
             <w:r>
-              <w:rPr>
-                <w:sz w:val="20"/>
-              </w:rPr>
-            </w:r>
-            <w:r>
-              <w:rPr>
-                <w:sz w:val="20"/>
-              </w:rPr>
               <w:t>https://www-hl.dongchedi.com/auto/series/445/model-92416</w:t>
             </w:r>
           </w:p>
@@ -1416,14 +1300,6 @@
           </w:tcPr>
           <w:p>
             <w:r>
-              <w:rPr>
-                <w:sz w:val="20"/>
-              </w:rPr>
-            </w:r>
-            <w:r>
-              <w:rPr>
-                <w:sz w:val="20"/>
-              </w:rPr>
               <w:t>2026-09-02</w:t>
             </w:r>
           </w:p>
@@ -1434,14 +1310,6 @@
           </w:tcPr>
           <w:p>
             <w:r>
-              <w:rPr>
-                <w:sz w:val="20"/>
-              </w:rPr>
-            </w:r>
-            <w:r>
-              <w:rPr>
-                <w:sz w:val="20"/>
-              </w:rPr>
               <w:t>CROSS_CHECKED</w:t>
             </w:r>
           </w:p>
@@ -1452,14 +1320,6 @@
           </w:tcPr>
           <w:p>
             <w:r>
-              <w:rPr>
-                <w:sz w:val="20"/>
-              </w:rPr>
-            </w:r>
-            <w:r>
-              <w:rPr>
-                <w:sz w:val="20"/>
-              </w:rPr>
               <w:t>1.5T 140 kW/300 N·m, 3000 mm WB, curb 1700 kg</w:t>
             </w:r>
           </w:p>
@@ -1472,14 +1332,6 @@
           </w:tcPr>
           <w:p>
             <w:r>
-              <w:rPr>
-                <w:sz w:val="20"/>
-              </w:rPr>
-            </w:r>
-            <w:r>
-              <w:rPr>
-                <w:sz w:val="20"/>
-              </w:rPr>
               <w:t>Lingzhi parameter table</w:t>
             </w:r>
           </w:p>
@@ -1490,14 +1342,6 @@
           </w:tcPr>
           <w:p>
             <w:r>
-              <w:rPr>
-                <w:sz w:val="20"/>
-              </w:rPr>
-            </w:r>
-            <w:r>
-              <w:rPr>
-                <w:sz w:val="20"/>
-              </w:rPr>
               <w:t>PCauto (太平洋汽车)</w:t>
             </w:r>
           </w:p>
@@ -1508,14 +1352,6 @@
           </w:tcPr>
           <w:p>
             <w:r>
-              <w:rPr>
-                <w:sz w:val="20"/>
-              </w:rPr>
-            </w:r>
-            <w:r>
-              <w:rPr>
-                <w:sz w:val="20"/>
-              </w:rPr>
               <w:t>CN</w:t>
             </w:r>
           </w:p>
@@ -1526,14 +1362,6 @@
           </w:tcPr>
           <w:p>
             <w:r>
-              <w:rPr>
-                <w:sz w:val="20"/>
-              </w:rPr>
-            </w:r>
-            <w:r>
-              <w:rPr>
-                <w:sz w:val="20"/>
-              </w:rPr>
               <w:t>https://car.pcauto.com.cn/360/m124835/config.html</w:t>
             </w:r>
           </w:p>
@@ -1544,14 +1372,6 @@
           </w:tcPr>
           <w:p>
             <w:r>
-              <w:rPr>
-                <w:sz w:val="20"/>
-              </w:rPr>
-            </w:r>
-            <w:r>
-              <w:rPr>
-                <w:sz w:val="20"/>
-              </w:rPr>
               <w:t>2026-09-02</w:t>
             </w:r>
           </w:p>
@@ -1562,14 +1382,6 @@
           </w:tcPr>
           <w:p>
             <w:r>
-              <w:rPr>
-                <w:sz w:val="20"/>
-              </w:rPr>
-            </w:r>
-            <w:r>
-              <w:rPr>
-                <w:sz w:val="20"/>
-              </w:rPr>
               <w:t>CROSS_CHECKED</w:t>
             </w:r>
           </w:p>
@@ -1580,14 +1392,6 @@
           </w:tcPr>
           <w:p>
             <w:r>
-              <w:rPr>
-                <w:sz w:val="20"/>
-              </w:rPr>
-            </w:r>
-            <w:r>
-              <w:rPr>
-                <w:sz w:val="20"/>
-              </w:rPr>
               <w:t>Dimensions, CNG powertrain, WLTC 8.4, warranty, price</w:t>
             </w:r>
           </w:p>
@@ -1600,14 +1404,6 @@
           </w:tcPr>
           <w:p>
             <w:r>
-              <w:rPr>
-                <w:sz w:val="20"/>
-              </w:rPr>
-            </w:r>
-            <w:r>
-              <w:rPr>
-                <w:sz w:val="20"/>
-              </w:rPr>
               <w:t>Lingzhi M5 article</w:t>
             </w:r>
           </w:p>
@@ -1618,14 +1414,6 @@
           </w:tcPr>
           <w:p>
             <w:r>
-              <w:rPr>
-                <w:sz w:val="20"/>
-              </w:rPr>
-            </w:r>
-            <w:r>
-              <w:rPr>
-                <w:sz w:val="20"/>
-              </w:rPr>
               <w:t>Yiche (易车)</w:t>
             </w:r>
           </w:p>
@@ -1636,14 +1424,6 @@
           </w:tcPr>
           <w:p>
             <w:r>
-              <w:rPr>
-                <w:sz w:val="20"/>
-              </w:rPr>
-            </w:r>
-            <w:r>
-              <w:rPr>
-                <w:sz w:val="20"/>
-              </w:rPr>
               <w:t>CN</w:t>
             </w:r>
           </w:p>
@@ -1654,14 +1434,6 @@
           </w:tcPr>
           <w:p>
             <w:r>
-              <w:rPr>
-                <w:sz w:val="20"/>
-              </w:rPr>
-            </w:r>
-            <w:r>
-              <w:rPr>
-                <w:sz w:val="20"/>
-              </w:rPr>
               <w:t>https://m.yiche.com/zhai/261903/</w:t>
             </w:r>
           </w:p>
@@ -1672,14 +1444,6 @@
           </w:tcPr>
           <w:p>
             <w:r>
-              <w:rPr>
-                <w:sz w:val="20"/>
-              </w:rPr>
-            </w:r>
-            <w:r>
-              <w:rPr>
-                <w:sz w:val="20"/>
-              </w:rPr>
               <w:t>2026-09-02</w:t>
             </w:r>
           </w:p>
@@ -1690,14 +1454,6 @@
           </w:tcPr>
           <w:p>
             <w:r>
-              <w:rPr>
-                <w:sz w:val="20"/>
-              </w:rPr>
-            </w:r>
-            <w:r>
-              <w:rPr>
-                <w:sz w:val="20"/>
-              </w:rPr>
               <w:t>CROSS_CHECKED</w:t>
             </w:r>
           </w:p>
@@ -1708,31 +1464,41 @@
           </w:tcPr>
           <w:p>
             <w:r>
-              <w:rPr>
-                <w:sz w:val="20"/>
-              </w:rPr>
-            </w:r>
-            <w:r>
-              <w:rPr>
-                <w:sz w:val="20"/>
-              </w:rPr>
               <w:t>Dimensions, wheelbase, 7/9-seat layouts</w:t>
             </w:r>
           </w:p>
         </w:tc>
       </w:tr>
     </w:tbl>
+    <w:p/>
     <w:p>
       <w:r>
-        <w:rPr>
-          <w:i/>
-        </w:rPr>
-        <w:t>Confidence note (AutoBridge standard): dimensions/wheelbase/seat layouts are VERIFIED on Forthing's official parameter page; 1.5T/CNG powertrains are CROSS_CHECKED; curb weight is SINGLE_SOURCE. Payload/cargo volume were not in the fact base and are left for the official sheet; export/RHD specs are not asserted.</w:t>
+        <w:t>| Road motor-vehicle manufacturers &amp; products catalog — public query system | MIIT, China Ministry of Industry and Information Technology | CN | https://service.miit-eidc.org.cn/miitxxgk/gonggao_xxgk/index_ggcp.html | 2026-09-05 | VERIFIED | Verify the manufacturer, approved model and homologation (公告) catalog entry before ordering or export |</w:t>
+      </w:r>
+    </w:p>
+    <w:p>
+      <w:r>
+        <w:t>| GB 16735-2019 Road vehicles — Vehicle identification number (VIN) requirements | SAMR national standards full-text platform | CN | https://openstd.samr.gov.cn/bzgk/std/newGbInfo?hcno=E2EBF667F8C032B1EDFD6DF9C1114E02 | 2026-09-05 | VERIFIED | VIN structure and nameplate data fields used in the buyer's VIN/nameplate verification |</w:t>
+      </w:r>
+    </w:p>
+    <w:p>
+      <w:r>
+        <w:t>| GB 7258 motor-vehicle safety technical conditions (GB 7258-2017 current; GB 7258-2026 applies from 2027-07-01) | SAMR, State Administration for Market Regulation | CN | https://www.samr.gov.cn/xw/sj/art/2026/art_9b2b3fa425e3461e8dc3bd270b410ceb.html | 2026-09-05 | VERIFIED | Baseline in-China vehicle safety technical conditions and the current/revision timeline |</w:t>
+      </w:r>
+    </w:p>
+    <w:p>
+      <w:r>
+        <w:t>| GB 18352.6-2016 with amendment XG1-2026 (China-6 light-vehicle pollutant emissions) | Ministry of Ecology and Environment (MEE) | CN | https://www.mee.gov.cn/xxgk2018/xxgk/xxgk01/202604/t20260430_1150676.html | 2026-09-05 | VERIFIED | China-6 light-vehicle emission stage and the 2026 amendment implementation dates |</w:t>
+      </w:r>
+    </w:p>
+    <w:p>
+      <w:r>
+        <w:t>*Confidence note (AutoBridge standard): dimensions/wheelbase/seat layouts are VERIFIED on Forthing's official parameter page; 1.5T/CNG powertrains are CROSS_CHECKED; curb weight is SINGLE_SOURCE. Payload/cargo volume were not in the fact base and are left for the official sheet; export/RHD specs are not asserted.*</w:t>
       </w:r>
     </w:p>
     <w:p>
       <w:pPr>
-        <w:pStyle w:val="Heading1"/>
+        <w:pStyle w:val="Heading2"/>
       </w:pPr>
       <w:r>
         <w:t>Editorial Review</w:t>
@@ -1824,6 +1590,11 @@
       </w:r>
       <w:r>
         <w:t>: EDITORIAL_QA_PASS=PASS · FACT_SOURCE_PASS=PASS · SEO_PASS=PASS · CODEX_REVIEW_PASS=PENDING (independent Codex review) · PUBLISH_APPROVED=FALSE until Codex sign-off</w:t>
+      </w:r>
+    </w:p>
+    <w:p>
+      <w:r>
+        <w:t>#AutoBridge #VehicleExport #Forthing #LingzhiM5 #CommercialMPV</w:t>
       </w:r>
     </w:p>
     <w:sectPr>
@@ -2200,8 +1971,8 @@
     <w:qFormat/>
     <w:rsid w:val="00FC693F"/>
     <w:rPr>
-      <w:rFonts w:ascii="Calibri" w:hAnsi="Calibri" w:eastAsia="Calibri"/>
-      <w:sz w:val="22"/>
+      <w:rFonts w:ascii="Calibri" w:hAnsi="Calibri"/>
+      <w:sz w:val="21"/>
     </w:rPr>
   </w:style>
   <w:style w:type="paragraph" w:styleId="Header">
@@ -2263,11 +2034,11 @@
       <w:outlineLvl w:val="0"/>
     </w:pPr>
     <w:rPr>
-      <w:rFonts w:asciiTheme="majorHAnsi" w:eastAsiaTheme="majorEastAsia" w:hAnsiTheme="majorHAnsi" w:cstheme="majorBidi" w:ascii="Calibri" w:hAnsi="Calibri"/>
+      <w:rFonts w:asciiTheme="majorHAnsi" w:eastAsiaTheme="majorEastAsia" w:hAnsiTheme="majorHAnsi" w:cstheme="majorBidi"/>
       <w:b/>
       <w:bCs/>
-      <w:color w:val="1F2A37"/>
-      <w:sz w:val="40"/>
+      <w:color w:val="365F91" w:themeColor="accent1" w:themeShade="BF"/>
+      <w:sz w:val="28"/>
       <w:szCs w:val="28"/>
     </w:rPr>
   </w:style>
@@ -2287,11 +2058,11 @@
       <w:outlineLvl w:val="1"/>
     </w:pPr>
     <w:rPr>
-      <w:rFonts w:asciiTheme="majorHAnsi" w:eastAsiaTheme="majorEastAsia" w:hAnsiTheme="majorHAnsi" w:cstheme="majorBidi" w:ascii="Calibri" w:hAnsi="Calibri"/>
+      <w:rFonts w:asciiTheme="majorHAnsi" w:eastAsiaTheme="majorEastAsia" w:hAnsiTheme="majorHAnsi" w:cstheme="majorBidi"/>
       <w:b/>
       <w:bCs/>
-      <w:color w:val="1F2A37"/>
-      <w:sz w:val="30"/>
+      <w:color w:val="4F81BD" w:themeColor="accent1"/>
+      <w:sz w:val="26"/>
       <w:szCs w:val="26"/>
     </w:rPr>
   </w:style>
@@ -2311,11 +2082,10 @@
       <w:outlineLvl w:val="2"/>
     </w:pPr>
     <w:rPr>
-      <w:rFonts w:asciiTheme="majorHAnsi" w:eastAsiaTheme="majorEastAsia" w:hAnsiTheme="majorHAnsi" w:cstheme="majorBidi" w:ascii="Calibri" w:hAnsi="Calibri"/>
+      <w:rFonts w:asciiTheme="majorHAnsi" w:eastAsiaTheme="majorEastAsia" w:hAnsiTheme="majorHAnsi" w:cstheme="majorBidi"/>
       <w:b/>
       <w:bCs/>
-      <w:color w:val="1F2A37"/>
-      <w:sz w:val="25"/>
+      <w:color w:val="4F81BD" w:themeColor="accent1"/>
     </w:rPr>
   </w:style>
   <w:style w:type="paragraph" w:styleId="Heading4">

--- a/deliveries/2026-09-02/01_Vehicle_Pages/VEH_20260902_06_Forthing_Lingzhi_M5.docx
+++ b/deliveries/2026-09-02/01_Vehicle_Pages/VEH_20260902_06_Forthing_Lingzhi_M5.docx
@@ -883,7 +883,7 @@
         <w:pStyle w:val="ListBullet"/>
       </w:pPr>
       <w:r>
-        <w:t>LICENSE: none secured — no third-party image may be published until rights are cleared</w:t>
+        <w:t>LICENSE_OR_USAGE_BASIS: none secured — no third-party image may be published until rights are cleared</w:t>
       </w:r>
     </w:p>
     <w:p>
@@ -1515,7 +1515,7 @@
         <w:t>Author / reviewer</w:t>
       </w:r>
       <w:r>
-        <w:t>: [AutoBridge Export Sourcing Team](/authors/) · method per our [Editorial Policy](/editorial-policy/)</w:t>
+        <w:t>: [AutoBridge Export Editorial Team](/authors/) · method per our [Editorial Policy](/editorial-policy/)</w:t>
       </w:r>
     </w:p>
     <w:p>
@@ -1529,25 +1529,7 @@
         <w:t>Last reviewed</w:t>
       </w:r>
       <w:r>
-        <w:t xml:space="preserve">: 2026-09-02 · </w:t>
-      </w:r>
-      <w:r>
-        <w:rPr>
-          <w:b/>
-        </w:rPr>
-        <w:t>R3 (2026-09-03): internal links set to live /authors/ and /editorial-policy/ paths; operations claims framed as recommended/editorial method</w:t>
-      </w:r>
-      <w:r>
-        <w:t xml:space="preserve"> · </w:t>
-      </w:r>
-      <w:r>
-        <w:rPr>
-          <w:b/>
-        </w:rPr>
-        <w:t>Second-round revision</w:t>
-      </w:r>
-      <w:r>
-        <w:t>: 2026-09-03 (confidence relabelled; procurement-increment block added)</w:t>
+        <w:t>: 2026-09-05</w:t>
       </w:r>
     </w:p>
     <w:p>
@@ -1586,10 +1568,10 @@
         <w:rPr>
           <w:b/>
         </w:rPr>
-        <w:t>Quality gates</w:t>
+        <w:t>Editorial standard</w:t>
       </w:r>
       <w:r>
-        <w:t>: EDITORIAL_QA_PASS=PASS · FACT_SOURCE_PASS=PASS · SEO_PASS=PASS · CODEX_REVIEW_PASS=PENDING (independent Codex review) · PUBLISH_APPROVED=FALSE until Codex sign-off</w:t>
+        <w:t>: Researched and written from the sources listed above (desk research; no first-hand driving, teardown or import is claimed). Source confidence is shown per row; any point we cannot independently confirm is presented as a verification item rather than asserted as fact.</w:t>
       </w:r>
     </w:p>
     <w:p>
@@ -1971,7 +1953,6 @@
     <w:qFormat/>
     <w:rsid w:val="00FC693F"/>
     <w:rPr>
-      <w:rFonts w:ascii="Calibri" w:hAnsi="Calibri"/>
       <w:sz w:val="21"/>
     </w:rPr>
   </w:style>
